--- a/(e)CRF/Per visite/V0 - Screening/Metingen en klinische registratie/06_Bevestiging geschiktheid baseline.docx
+++ b/(e)CRF/Per visite/V0 - Screening/Metingen en klinische registratie/06_Bevestiging geschiktheid baseline.docx
@@ -12978,7 +12978,7 @@
           <w:sz w:val="24"/>
           <w:szCs w:val="24"/>
         </w:rPr>
-        <w:t xml:space="preserve">Eindstadium nierfalen waarvoor dialyse noodzakelijk is, </w:t>
+        <w:t>Nierfunctievervangende therapie (dialyse) ondergaan.</w:t>
       </w:r>
       <w:proofErr w:type="gramStart"/>
       <w:r>
@@ -12986,7 +12986,6 @@
           <w:sz w:val="24"/>
           <w:szCs w:val="24"/>
         </w:rPr>
-        <w:t>indien</w:t>
       </w:r>
       <w:proofErr w:type="gramEnd"/>
       <w:r>
@@ -12994,14 +12993,12 @@
           <w:sz w:val="24"/>
           <w:szCs w:val="24"/>
         </w:rPr>
-        <w:t xml:space="preserve"> de                       behandelend arts van oordeel is dat dit de deelname aan de studie of              de haalbaarheid van de 18 maanden durende follow-up aanzienlijk           </w:t>
-      </w:r>
-      <w:r>
-        <w:rPr>
-          <w:sz w:val="24"/>
-          <w:szCs w:val="24"/>
-        </w:rPr>
-        <w:t xml:space="preserve">          </w:t>
+      </w:r>
+      <w:r>
+        <w:rPr>
+          <w:sz w:val="24"/>
+          <w:szCs w:val="24"/>
+        </w:rPr>
       </w:r>
       <w:proofErr w:type="gramStart"/>
       <w:r>
@@ -13009,7 +13006,6 @@
           <w:sz w:val="24"/>
           <w:szCs w:val="24"/>
         </w:rPr>
-        <w:t>kan  beperken</w:t>
       </w:r>
       <w:proofErr w:type="gramEnd"/>
       <w:r>
@@ -13017,7 +13013,6 @@
           <w:sz w:val="24"/>
           <w:szCs w:val="24"/>
         </w:rPr>
-        <w:t>.</w:t>
       </w:r>
     </w:p>
     <w:p>
